--- a/eu-gmp-rag/ausgabe/Anhang 19 Referenz- und Rückstellmuster.docx
+++ b/eu-gmp-rag/ausgabe/Anhang 19 Referenz- und Rückstellmuster.docx
@@ -24,6 +24,17 @@
       </w:r>
     </w:p>
     <w:p>
+      <w:pPr>
+        <w:pStyle w:val="Heading2"/>
+      </w:pPr>
+      <w:r>
+        <w:t>1. Anwendungsbereich</w:t>
+      </w:r>
+    </w:p>
+    <w:p>
+      <w:pPr>
+        <w:pStyle w:val="Heading2"/>
+      </w:pPr>
       <w:r>
         <w:t>KAPITEL 1 QUALITÄTSSICHERUNGSSYSTEM</w:t>
       </w:r>
@@ -49,6 +60,9 @@
       </w:r>
     </w:p>
     <w:p>
+      <w:pPr>
+        <w:pStyle w:val="Heading2"/>
+      </w:pPr>
       <w:r>
         <w:t>PITEL 2 PERSONAL</w:t>
       </w:r>
@@ -73,12 +87,7 @@
     </w:p>
     <w:p>
       <w:r>
-        <w:t>Rückstellmuster: Eine Probe einer vollständig verpackten Einheit aus einer Fertigproduktcharge. Sie wird für Identifizierungszwecke gelagert, z. B. der Präsentation, Verpackung, Etikettierung, Packungsbeilage, Chargennummer, Verfalldatum, sollte die Notwendigkeit hierfür während der Haltbarkeitsdauer der betroffenen Charge eintreten. Es kann außergewöhnliche Umstände geben, in denen diese Anforderung ohne die Rückstellung eines Duplikatmusters erfüllt werden kann,</w:t>
-      </w:r>
-    </w:p>
-    <w:p>
-      <w:r>
-        <w:t>z. B. wenn kleine Mengen einer Charge für verschiedene Märkte verpackt werden oder bei der Produktion sehr teurer Arzneimittel.</w:t>
+        <w:t>Rückstellmuster: Eine Probe einer vollständig verpackten Einheit aus einer Fertigproduktcharge. Sie wird für Identifizierungszwecke gelagert, z. B. der Präsentation, Verpackung, Etikettierung, Packungsbeilage, Chargennummer, Verfalldatum, sollte die Notwendigkeit hierfür während der Haltbarkeitsdauer der betroffenen Charge eintreten. Es kann außergewöhnliche Umstände geben, in denen diese Anforderung ohne die Rückstellung eines Duplikatmusters erfüllt werden kann, z. B. wenn kleine Mengen einer Charge für verschiedene Märkte verpackt werden oder bei der Produktion sehr teurer Arzneimittel.</w:t>
       </w:r>
     </w:p>
     <w:p>
@@ -117,6 +126,9 @@
       </w:r>
     </w:p>
     <w:p>
+      <w:pPr>
+        <w:pStyle w:val="Heading2"/>
+      </w:pPr>
       <w:r>
         <w:t>KAPITEL 3 RÄUMLICHKEITEN UND AUSRÜSTUNG</w:t>
       </w:r>
@@ -153,6 +165,9 @@
       </w:r>
     </w:p>
     <w:p>
+      <w:pPr>
+        <w:pStyle w:val="Heading2"/>
+      </w:pPr>
       <w:r>
         <w:t>KAPITEL 4 DOKUMENTATION</w:t>
       </w:r>
@@ -219,6 +234,9 @@
       </w:r>
     </w:p>
     <w:p>
+      <w:pPr>
+        <w:pStyle w:val="Heading2"/>
+      </w:pPr>
       <w:r>
         <w:t>KAPITEL 6 QUALITÄTSKONTROLLE</w:t>
       </w:r>
@@ -252,8 +270,24 @@
       </w:r>
     </w:p>
     <w:p>
+      <w:pPr>
+        <w:pStyle w:val="Heading2"/>
+      </w:pPr>
       <w:r>
-        <w:t>KAPITEL 7 HERSTELLUNG UND PRÜFUNG IM LOHNAUFTRA 7.1 Referenzproben sind für die Analyse bestimmt und sollten deshalb einem Labor mit validierten Methoden in geeigneter Weise zur Verfügung stehen. Für Ausgangsstoffe, die für im EWR hergestellte Fertigprodukte verwendet werden, ist dies die ursprüngliche Herstellungsstätte des Fertigprodukts. Für Fertigprodukte, die im EWR hergestellt werden, ist dies die ursprüngliche Herstellungsstätte.</w:t>
+        <w:t>KAPITEL 7 HERSTELLUNG UND PRÜFUNG IM</w:t>
+      </w:r>
+    </w:p>
+    <w:p>
+      <w:pPr>
+        <w:pStyle w:val="Heading2"/>
+      </w:pPr>
+      <w:r>
+        <w:t>LOHNAUFTRA</w:t>
+      </w:r>
+    </w:p>
+    <w:p>
+      <w:r>
+        <w:t>7.1 Referenzproben sind für die Analyse bestimmt und sollten deshalb einem Labor mit validierten Methoden in geeigneter Weise zur Verfügung stehen. Für Ausgangsstoffe, die für im EWR hergestellte Fertigprodukte verwendet werden, ist dies die ursprüngliche Herstellungsstätte des Fertigprodukts. Für Fertigprodukte, die im EWR hergestellt werden, ist dies die ursprüngliche Herstellungsstätte.</w:t>
       </w:r>
     </w:p>
     <w:p>
@@ -290,6 +324,9 @@
       </w:r>
     </w:p>
     <w:p>
+      <w:pPr>
+        <w:pStyle w:val="Heading2"/>
+      </w:pPr>
       <w:r>
         <w:t>PRODUKTRÜCKLAUF</w:t>
       </w:r>
@@ -324,17 +361,20 @@
         <w:pStyle w:val="Heading1"/>
       </w:pPr>
       <w:r>
-        <w:t>9. Referenzproben und Rückstellmuster für parallelimportierte /</w:t>
+        <w:t>9. Referenzproben und Rückstellmuster für parallelimportierte / parallelvertriebene Produkte</w:t>
+      </w:r>
+    </w:p>
+    <w:p>
+      <w:pPr>
+        <w:pStyle w:val="Heading2"/>
+      </w:pPr>
+      <w:r>
+        <w:t>GLOSSAR</w:t>
       </w:r>
     </w:p>
     <w:p>
       <w:r>
-        <w:t>parallelvertriebene Produkte</w:t>
-      </w:r>
-    </w:p>
-    <w:p>
-      <w:r>
-        <w:t>GLOSSAR 9.1 Wenn die Sekundärverpackung nicht geöffnet wird, muss nur das verwendete Verpackungsmaterial zurückgestellt werden, da kein oder nur ein geringes Risiko für Produktvermischungen besteht.</w:t>
+        <w:t>9.1 Wenn die Sekundärverpackung nicht geöffnet wird, muss nur das verwendete Verpackungsmaterial zurückgestellt werden, da kein oder nur ein geringes Risiko für Produktvermischungen besteht.</w:t>
       </w:r>
     </w:p>
     <w:p>
@@ -356,6 +396,9 @@
       </w:r>
     </w:p>
     <w:p>
+      <w:pPr>
+        <w:pStyle w:val="Heading2"/>
+      </w:pPr>
       <w:r>
         <w:t>Geschäftsschließung eines Herstellers</w:t>
       </w:r>
